--- a/Diagnostic Analysis Report McDonald's Nutrition.docx
+++ b/Diagnostic Analysis Report McDonald's Nutrition.docx
@@ -123,12 +123,16 @@
         <w:rPr>
           <w:b/>
           <w:bCs/>
+          <w:sz w:val="24"/>
+          <w:szCs w:val="24"/>
         </w:rPr>
       </w:pPr>
       <w:r>
         <w:rPr>
           <w:b/>
           <w:bCs/>
+          <w:sz w:val="24"/>
+          <w:szCs w:val="24"/>
         </w:rPr>
         <w:t>Course project CDACL-004 Fast Food Analysis</w:t>
       </w:r>
@@ -139,21 +143,82 @@
         <w:rPr>
           <w:b/>
           <w:bCs/>
+          <w:sz w:val="24"/>
+          <w:szCs w:val="24"/>
         </w:rPr>
       </w:pPr>
       <w:r>
         <w:rPr>
           <w:b/>
           <w:bCs/>
+          <w:sz w:val="24"/>
+          <w:szCs w:val="24"/>
         </w:rPr>
         <w:t>Company analysed: McDonald's</w:t>
       </w:r>
     </w:p>
     <w:p>
       <w:pPr>
+        <w:spacing w:after="150"/>
+        <w:jc w:val="center"/>
         <w:rPr>
           <w:b/>
           <w:bCs/>
+          <w:sz w:val="24"/>
+          <w:szCs w:val="24"/>
+        </w:rPr>
+      </w:pPr>
+      <w:r>
+        <w:rPr>
+          <w:b/>
+          <w:bCs/>
+          <w:sz w:val="24"/>
+          <w:szCs w:val="24"/>
+        </w:rPr>
+        <w:t>Project GitHub Link</w:t>
+      </w:r>
+      <w:r>
+        <w:rPr>
+          <w:b/>
+          <w:bCs/>
+          <w:sz w:val="24"/>
+          <w:szCs w:val="24"/>
+        </w:rPr>
+        <w:t xml:space="preserve"> -</w:t>
+      </w:r>
+      <w:r>
+        <w:rPr>
+          <w:b/>
+          <w:bCs/>
+          <w:sz w:val="24"/>
+          <w:szCs w:val="24"/>
+        </w:rPr>
+        <w:t xml:space="preserve"> </w:t>
+      </w:r>
+      <w:r>
+        <w:rPr>
+          <w:b/>
+          <w:bCs/>
+          <w:sz w:val="24"/>
+          <w:szCs w:val="24"/>
+        </w:rPr>
+        <w:t>https://github.com/sarodesauravi28-ui/Fast-Food-Analysis</w:t>
+      </w:r>
+    </w:p>
+    <w:p>
+      <w:pPr>
+        <w:jc w:val="center"/>
+        <w:rPr>
+          <w:b/>
+          <w:bCs/>
+        </w:rPr>
+      </w:pPr>
+    </w:p>
+    <w:p>
+      <w:pPr>
+        <w:rPr>
+          <w:b/>
+          <w:bCs/>
         </w:rPr>
       </w:pPr>
     </w:p>
@@ -398,6 +463,7 @@
         <w:rPr>
           <w:color w:val="2F5496" w:themeColor="accent1" w:themeShade="BF"/>
         </w:rPr>
+        <w:lastRenderedPageBreak/>
         <w:t>3. Data Cleaning</w:t>
       </w:r>
     </w:p>
@@ -479,7 +545,6 @@
         </w:numPr>
       </w:pPr>
       <w:r>
-        <w:lastRenderedPageBreak/>
         <w:t>Replaced the text value "NA" with null in fiber, protein, vit_a, vit_c and calcium, then set these columns to numeric types. Blanks were kept as blanks, not replaced with 0.</w:t>
       </w:r>
     </w:p>
@@ -676,6 +741,7 @@
         <w:rPr>
           <w:b/>
         </w:rPr>
+        <w:lastRenderedPageBreak/>
         <w:t>McDonald's headline numbers:</w:t>
       </w:r>
       <w:r>
@@ -720,7 +786,6 @@
         <w:rPr>
           <w:color w:val="2F5496" w:themeColor="accent1" w:themeShade="BF"/>
         </w:rPr>
-        <w:lastRenderedPageBreak/>
         <w:t>5. Key Findings and Diagnosis</w:t>
       </w:r>
     </w:p>
@@ -894,7 +959,6 @@
         <w:pStyle w:val="Heading3"/>
       </w:pPr>
       <w:r>
-        <w:lastRenderedPageBreak/>
         <w:t>Finding 2: Sodium is very high, especially in fried chicken items</w:t>
       </w:r>
     </w:p>
@@ -1072,6 +1136,7 @@
         <w:rPr>
           <w:b/>
         </w:rPr>
+        <w:lastRenderedPageBreak/>
         <w:t>Why:</w:t>
       </w:r>
       <w:r>
@@ -1096,7 +1161,6 @@
         <w:rPr>
           <w:b/>
         </w:rPr>
-        <w:lastRenderedPageBreak/>
         <w:t>Meaning:</w:t>
       </w:r>
       <w:r>
@@ -1235,7 +1299,6 @@
         <w:pStyle w:val="Heading3"/>
       </w:pPr>
       <w:r>
-        <w:lastRenderedPageBreak/>
         <w:t>Finding 5: Grilled chicken items give the best protein for their calories</w:t>
       </w:r>
     </w:p>
